--- a/src/assets/AmritPalSingh_Resume_v2.docx
+++ b/src/assets/AmritPalSingh_Resume_v2.docx
@@ -4,34 +4,18 @@
   <w:body>
     <w:p>
       <w:pPr>
-        <w:spacing w:after="14"/>
+        <w:spacing w:after="15"/>
         <w:jc w:val="center"/>
       </w:pPr>
       <w:r>
         <w:rPr>
-          <w:rFonts w:ascii="Calibri" w:eastAsia="Calibri" w:hAnsi="Calibri" w:cs="Calibri"/>
           <w:b/>
           <w:bCs/>
-          <w:color w:val="000000"/>
-          <w:sz w:val="25"/>
-          <w:szCs w:val="25"/>
+          <w:color w:val="1F3864"/>
+          <w:sz w:val="34"/>
+          <w:szCs w:val="34"/>
         </w:rPr>
         <w:t>AMRIT PAL SINGH</w:t>
-      </w:r>
-    </w:p>
-    <w:p>
-      <w:pPr>
-        <w:spacing w:after="30"/>
-        <w:jc w:val="center"/>
-      </w:pPr>
-      <w:r>
-        <w:rPr>
-          <w:rFonts w:ascii="Calibri" w:eastAsia="Calibri" w:hAnsi="Calibri" w:cs="Calibri"/>
-          <w:color w:val="555555"/>
-          <w:sz w:val="17"/>
-          <w:szCs w:val="17"/>
-        </w:rPr>
-        <w:t>FULL STACK WEB DEVELOPER</w:t>
       </w:r>
     </w:p>
     <w:p>
@@ -41,152 +25,227 @@
       </w:pPr>
       <w:r>
         <w:rPr>
-          <w:rFonts w:ascii="Calibri" w:eastAsia="Calibri" w:hAnsi="Calibri" w:cs="Calibri"/>
+          <w:b/>
+          <w:bCs/>
+        </w:rPr>
+        <w:t>Full Stack .NET Developer | ASP.NET Core, Angular, SQL Server</w:t>
+      </w:r>
+    </w:p>
+    <w:p>
+      <w:pPr>
+        <w:spacing w:after="20"/>
+        <w:jc w:val="center"/>
+      </w:pPr>
+      <w:r>
+        <w:rPr>
+          <w:sz w:val="19"/>
+          <w:szCs w:val="19"/>
+        </w:rPr>
+        <w:t>+91 86793 93180</w:t>
+      </w:r>
+      <w:r>
+        <w:rPr>
           <w:color w:val="555555"/>
-          <w:sz w:val="15"/>
-          <w:szCs w:val="15"/>
-        </w:rPr>
-        <w:t xml:space="preserve">amritpalsingh3136@outlook.com | Dehradun, Uttarakhand, India | </w:t>
-      </w:r>
-      <w:r>
-        <w:rPr>
-          <w:rFonts w:ascii="Calibri" w:eastAsia="Calibri" w:hAnsi="Calibri" w:cs="Calibri"/>
-          <w:color w:val="1A56DB"/>
-          <w:sz w:val="15"/>
-          <w:szCs w:val="15"/>
-        </w:rPr>
-        <w:t>linkedin.com/in/amritpal-singh-900300414</w:t>
-      </w:r>
-      <w:r>
-        <w:rPr>
-          <w:rFonts w:ascii="Calibri" w:eastAsia="Calibri" w:hAnsi="Calibri" w:cs="Calibri"/>
+          <w:sz w:val="19"/>
+          <w:szCs w:val="19"/>
+        </w:rPr>
+        <w:t xml:space="preserve">  |  </w:t>
+      </w:r>
+      <w:hyperlink r:id="rId5" w:history="1">
+        <w:r>
+          <w:rPr>
+            <w:color w:val="2E5AAC"/>
+            <w:u w:val="single"/>
+          </w:rPr>
+          <w:t>amritpalsingh3136@outlook.com</w:t>
+        </w:r>
+      </w:hyperlink>
+      <w:r>
+        <w:rPr>
           <w:color w:val="555555"/>
-          <w:sz w:val="15"/>
-          <w:szCs w:val="15"/>
-        </w:rPr>
-        <w:t xml:space="preserve"> | </w:t>
-      </w:r>
-      <w:r>
-        <w:rPr>
-          <w:rFonts w:ascii="Calibri" w:eastAsia="Calibri" w:hAnsi="Calibri" w:cs="Calibri"/>
-          <w:color w:val="1A56DB"/>
-          <w:sz w:val="15"/>
-          <w:szCs w:val="15"/>
-        </w:rPr>
-        <w:t>github.com/gitamrit1443</w:t>
-      </w:r>
-    </w:p>
-    <w:p>
-      <w:pPr>
-        <w:spacing w:before="80" w:after="20"/>
-      </w:pPr>
-      <w:r>
-        <w:rPr>
-          <w:rFonts w:ascii="Calibri" w:eastAsia="Calibri" w:hAnsi="Calibri" w:cs="Calibri"/>
+          <w:sz w:val="19"/>
+          <w:szCs w:val="19"/>
+        </w:rPr>
+        <w:t xml:space="preserve">  |  Dehradun, Uttarakhand, India</w:t>
+      </w:r>
+    </w:p>
+    <w:p>
+      <w:pPr>
+        <w:spacing w:after="60"/>
+        <w:jc w:val="center"/>
+      </w:pPr>
+      <w:hyperlink r:id="rId6" w:history="1">
+        <w:r>
+          <w:rPr>
+            <w:color w:val="2E5AAC"/>
+            <w:u w:val="single"/>
+          </w:rPr>
+          <w:t>linkedin.com/in/amritpal-singh-900300414</w:t>
+        </w:r>
+      </w:hyperlink>
+      <w:r>
+        <w:rPr>
+          <w:color w:val="555555"/>
+          <w:sz w:val="19"/>
+          <w:szCs w:val="19"/>
+        </w:rPr>
+        <w:t xml:space="preserve">  |  </w:t>
+      </w:r>
+      <w:hyperlink r:id="rId7" w:history="1">
+        <w:r>
+          <w:rPr>
+            <w:color w:val="2E5AAC"/>
+            <w:u w:val="single"/>
+          </w:rPr>
+          <w:t>github.com/gitamrit1443</w:t>
+        </w:r>
+      </w:hyperlink>
+    </w:p>
+    <w:p>
+      <w:pPr>
+        <w:pBdr>
+          <w:bottom w:val="single" w:sz="6" w:space="2" w:color="1F3864"/>
+        </w:pBdr>
+        <w:spacing w:before="100" w:after="30"/>
+      </w:pPr>
+      <w:r>
+        <w:rPr>
           <w:b/>
           <w:bCs/>
           <w:caps/>
-          <w:color w:val="000000"/>
-          <w:sz w:val="17"/>
-          <w:szCs w:val="17"/>
-        </w:rPr>
-        <w:t>SUMMARY</w:t>
+          <w:color w:val="1F3864"/>
+          <w:sz w:val="19"/>
+          <w:szCs w:val="19"/>
+        </w:rPr>
+        <w:t>Summary</w:t>
+      </w:r>
+    </w:p>
+    <w:p>
+      <w:pPr>
+        <w:spacing w:after="40"/>
+      </w:pPr>
+      <w:r>
+        <w:t>Full Stack .NET Developer with internship and project experience building and deploying ASP.NET Core Web APIs, Angular applications, and SQL Server-backed systems. Reduced API response times by ~30% and developed production-style SaaS, document-intelligence, and incident-management platforms using C#, EF Core, JWT/RBAC, SignalR, Hangfire, and Azure.</w:t>
       </w:r>
     </w:p>
     <w:p>
       <w:pPr>
         <w:pBdr>
-          <w:bottom w:val="single" w:sz="4" w:space="1" w:color="CCCCCC"/>
+          <w:bottom w:val="single" w:sz="6" w:space="2" w:color="1F3864"/>
         </w:pBdr>
-        <w:spacing w:after="30"/>
-      </w:pPr>
-    </w:p>
-    <w:p>
-      <w:pPr>
-        <w:spacing w:before="24" w:after="30"/>
-        <w:jc w:val="both"/>
-      </w:pPr>
-      <w:r>
-        <w:rPr>
-          <w:rFonts w:ascii="Calibri" w:eastAsia="Calibri" w:hAnsi="Calibri" w:cs="Calibri"/>
-          <w:color w:val="1A1A1A"/>
-          <w:sz w:val="17"/>
-          <w:szCs w:val="17"/>
-        </w:rPr>
-        <w:t>Full Stack Web Developer focused on building production-ready applications with Angular, ASP.NET Core, C#, and SQL Server. Experienced in REST API development, authentication flows, SQL optimization, real-time updates, and clean full-stack delivery across SaaS, AI/document, and operational platforms.</w:t>
-      </w:r>
-    </w:p>
-    <w:p>
-      <w:pPr>
-        <w:spacing w:before="80" w:after="20"/>
-      </w:pPr>
-      <w:r>
-        <w:rPr>
-          <w:rFonts w:ascii="Calibri" w:eastAsia="Calibri" w:hAnsi="Calibri" w:cs="Calibri"/>
+        <w:spacing w:before="100" w:after="30"/>
+      </w:pPr>
+      <w:r>
+        <w:rPr>
           <w:b/>
           <w:bCs/>
           <w:caps/>
-          <w:color w:val="000000"/>
-          <w:sz w:val="17"/>
-          <w:szCs w:val="17"/>
-        </w:rPr>
-        <w:t>WORK EXPERIENCE</w:t>
+          <w:color w:val="1F3864"/>
+          <w:sz w:val="19"/>
+          <w:szCs w:val="19"/>
+        </w:rPr>
+        <w:t>Technical Skills</w:t>
+      </w:r>
+    </w:p>
+    <w:p>
+      <w:pPr>
+        <w:spacing w:after="30"/>
+      </w:pPr>
+      <w:r>
+        <w:rPr>
+          <w:b/>
+        </w:rPr>
+        <w:t xml:space="preserve">Languages: </w:t>
+      </w:r>
+      <w:r>
+        <w:t>C#, TypeScript, JavaScript, SQL</w:t>
+      </w:r>
+    </w:p>
+    <w:p>
+      <w:pPr>
+        <w:spacing w:after="30"/>
+      </w:pPr>
+      <w:r>
+        <w:rPr>
+          <w:b/>
+        </w:rPr>
+        <w:t xml:space="preserve">Frontend: </w:t>
+      </w:r>
+      <w:r>
+        <w:t>Angular, RxJS, Tailwind CSS, HTML5, CSS3, SCSS</w:t>
+      </w:r>
+    </w:p>
+    <w:p>
+      <w:pPr>
+        <w:spacing w:after="30"/>
+      </w:pPr>
+      <w:r>
+        <w:rPr>
+          <w:b/>
+        </w:rPr>
+        <w:t xml:space="preserve">Backend: </w:t>
+      </w:r>
+      <w:r>
+        <w:t>ASP.NET Core, Web API, EF Core, LINQ, ADO.NET, SignalR, Hangfire</w:t>
+      </w:r>
+    </w:p>
+    <w:p>
+      <w:pPr>
+        <w:spacing w:after="30"/>
+      </w:pPr>
+      <w:r>
+        <w:rPr>
+          <w:b/>
+        </w:rPr>
+        <w:t xml:space="preserve">Databases, Cloud &amp; Tools: </w:t>
+      </w:r>
+      <w:r>
+        <w:t>SQL Server, PostgreSQL, Azure, Railway, Vercel, Git, GitHub, Postman</w:t>
       </w:r>
     </w:p>
     <w:p>
       <w:pPr>
         <w:pBdr>
-          <w:bottom w:val="single" w:sz="4" w:space="1" w:color="CCCCCC"/>
+          <w:bottom w:val="single" w:sz="6" w:space="2" w:color="1F3864"/>
         </w:pBdr>
-        <w:spacing w:after="30"/>
-      </w:pPr>
+        <w:spacing w:before="100" w:after="30"/>
+      </w:pPr>
+      <w:r>
+        <w:rPr>
+          <w:b/>
+          <w:bCs/>
+          <w:caps/>
+          <w:color w:val="1F3864"/>
+          <w:sz w:val="19"/>
+          <w:szCs w:val="19"/>
+        </w:rPr>
+        <w:t>Work Experience</w:t>
+      </w:r>
     </w:p>
     <w:p>
       <w:pPr>
         <w:tabs>
-          <w:tab w:val="right" w:pos="9350"/>
+          <w:tab w:val="right" w:pos="10224"/>
         </w:tabs>
-        <w:spacing w:before="40" w:after="8"/>
-        <w:ind w:left="120"/>
-      </w:pPr>
-      <w:r>
-        <w:rPr>
-          <w:rFonts w:ascii="Calibri" w:eastAsia="Calibri" w:hAnsi="Calibri" w:cs="Calibri"/>
+        <w:spacing w:before="30"/>
+      </w:pPr>
+      <w:r>
+        <w:rPr>
           <w:b/>
           <w:bCs/>
-          <w:color w:val="1A1A1A"/>
-          <w:sz w:val="17"/>
-          <w:szCs w:val="17"/>
-        </w:rPr>
-        <w:t>Back End Developer Intern -</w:t>
-      </w:r>
-      <w:r>
-        <w:rPr>
-          <w:rFonts w:ascii="Calibri" w:eastAsia="Calibri" w:hAnsi="Calibri" w:cs="Calibri"/>
-          <w:b/>
-          <w:bCs/>
-          <w:color w:val="1A1A1A"/>
-          <w:sz w:val="17"/>
-          <w:szCs w:val="17"/>
-        </w:rPr>
-        <w:t>Cynoteck Technology Solutions</w:t>
-      </w:r>
-      <w:r>
-        <w:rPr>
-          <w:rFonts w:ascii="Calibri" w:eastAsia="Calibri" w:hAnsi="Calibri" w:cs="Calibri"/>
-          <w:sz w:val="17"/>
-          <w:szCs w:val="17"/>
+          <w:sz w:val="21"/>
+          <w:szCs w:val="21"/>
+        </w:rPr>
+        <w:t>Backend Developer Intern — Cynoteck Technology Solutions</w:t>
+      </w:r>
+      <w:r>
+        <w:rPr>
+          <w:i/>
+          <w:iCs/>
+          <w:color w:val="555555"/>
         </w:rPr>
         <w:tab/>
-      </w:r>
-      <w:r>
-        <w:rPr>
-          <w:rFonts w:ascii="Calibri" w:eastAsia="Calibri" w:hAnsi="Calibri" w:cs="Calibri"/>
-          <w:color w:val="555555"/>
-          <w:sz w:val="17"/>
-          <w:szCs w:val="17"/>
-        </w:rPr>
-        <w:t>Feb 2026 - May 2026</w:t>
+        <w:t>Feb 2026 – May 2026</w:t>
       </w:r>
     </w:p>
     <w:p>
@@ -194,19 +253,12 @@
         <w:pStyle w:val="ListParagraph"/>
         <w:numPr>
           <w:ilvl w:val="0"/>
-          <w:numId w:val="1"/>
+          <w:numId w:val="2"/>
         </w:numPr>
-        <w:spacing w:before="14" w:after="14"/>
-        <w:ind w:left="340" w:hanging="240"/>
-      </w:pPr>
-      <w:r>
-        <w:rPr>
-          <w:rFonts w:ascii="Calibri" w:eastAsia="Calibri" w:hAnsi="Calibri" w:cs="Calibri"/>
-          <w:color w:val="1A1A1A"/>
-          <w:sz w:val="17"/>
-          <w:szCs w:val="17"/>
-        </w:rPr>
-        <w:t>Developed RESTful API endpoints using ASP.NET Core Web API and C# for client-facing modules, improving backend reliability and integration quality.</w:t>
+        <w:spacing w:after="10"/>
+      </w:pPr>
+      <w:r>
+        <w:t>Built and integrated RESTful ASP.NET Core Web API endpoints in C# for client-facing modules, applying OOP and clean-code practices to strengthen service reliability and frontend integration.</w:t>
       </w:r>
     </w:p>
     <w:p>
@@ -214,19 +266,12 @@
         <w:pStyle w:val="ListParagraph"/>
         <w:numPr>
           <w:ilvl w:val="0"/>
-          <w:numId w:val="1"/>
+          <w:numId w:val="2"/>
         </w:numPr>
-        <w:spacing w:before="14" w:after="14"/>
-        <w:ind w:left="340" w:hanging="240"/>
-      </w:pPr>
-      <w:r>
-        <w:rPr>
-          <w:rFonts w:ascii="Calibri" w:eastAsia="Calibri" w:hAnsi="Calibri" w:cs="Calibri"/>
-          <w:color w:val="1A1A1A"/>
-          <w:sz w:val="17"/>
-          <w:szCs w:val="17"/>
-        </w:rPr>
-        <w:t>Optimized Microsoft SQL Server queries and stored procedures, improving API response time by ~30% on high-traffic workflows.</w:t>
+        <w:spacing w:after="10"/>
+      </w:pPr>
+      <w:r>
+        <w:t>Reduced API response times by ~30% on high-traffic workflows by optimizing SQL Server queries and stored procedures with ADO.NET and LINQ.</w:t>
       </w:r>
     </w:p>
     <w:p>
@@ -234,132 +279,57 @@
         <w:pStyle w:val="ListParagraph"/>
         <w:numPr>
           <w:ilvl w:val="0"/>
-          <w:numId w:val="1"/>
+          <w:numId w:val="2"/>
         </w:numPr>
-        <w:spacing w:before="14" w:after="14"/>
-        <w:ind w:left="340" w:hanging="240"/>
-      </w:pPr>
-      <w:r>
-        <w:rPr>
-          <w:rFonts w:ascii="Calibri" w:eastAsia="Calibri" w:hAnsi="Calibri" w:cs="Calibri"/>
-          <w:color w:val="1A1A1A"/>
-          <w:sz w:val="17"/>
-          <w:szCs w:val="17"/>
-        </w:rPr>
-        <w:t>Integrated backend services with Angular modules, participated in Agile sprints and code reviews, and followed clean coding practices.</w:t>
-      </w:r>
-    </w:p>
-    <w:p>
-      <w:pPr>
-        <w:spacing w:before="80" w:after="20"/>
-      </w:pPr>
-      <w:r>
-        <w:rPr>
-          <w:rFonts w:ascii="Calibri" w:eastAsia="Calibri" w:hAnsi="Calibri" w:cs="Calibri"/>
+        <w:spacing w:after="10"/>
+      </w:pPr>
+      <w:r>
+        <w:t>Connected backend services with Angular modules and contributed through Agile sprints, code reviews, debugging, and cross-functional collaboration.</w:t>
+      </w:r>
+    </w:p>
+    <w:p>
+      <w:pPr>
+        <w:pBdr>
+          <w:bottom w:val="single" w:sz="6" w:space="2" w:color="1F3864"/>
+        </w:pBdr>
+        <w:spacing w:before="100" w:after="30"/>
+      </w:pPr>
+      <w:r>
+        <w:rPr>
           <w:b/>
           <w:bCs/>
           <w:caps/>
-          <w:color w:val="000000"/>
-          <w:sz w:val="17"/>
-          <w:szCs w:val="17"/>
-        </w:rPr>
-        <w:t>PROJECTS</w:t>
-      </w:r>
-    </w:p>
-    <w:p>
-      <w:pPr>
-        <w:pBdr>
-          <w:bottom w:val="single" w:sz="4" w:space="1" w:color="CCCCCC"/>
-        </w:pBdr>
-        <w:spacing w:after="30"/>
-      </w:pPr>
+          <w:color w:val="1F3864"/>
+          <w:sz w:val="19"/>
+          <w:szCs w:val="19"/>
+        </w:rPr>
+        <w:t>Projects</w:t>
+      </w:r>
     </w:p>
     <w:p>
       <w:pPr>
         <w:tabs>
-          <w:tab w:val="right" w:pos="9350"/>
+          <w:tab w:val="right" w:pos="10224"/>
         </w:tabs>
-        <w:spacing w:before="40" w:after="8"/>
-        <w:ind w:left="120"/>
-      </w:pPr>
-      <w:r>
-        <w:rPr>
-          <w:rFonts w:ascii="Calibri" w:eastAsia="Calibri" w:hAnsi="Calibri" w:cs="Calibri"/>
+        <w:spacing w:before="30"/>
+      </w:pPr>
+      <w:r>
+        <w:rPr>
           <w:b/>
           <w:bCs/>
-          <w:color w:val="1A1A1A"/>
-          <w:sz w:val="17"/>
-          <w:szCs w:val="17"/>
-        </w:rPr>
-        <w:t>HireFlow - Recruitment Pipeline SaaS</w:t>
-      </w:r>
-      <w:r>
-        <w:rPr>
-          <w:rFonts w:ascii="Calibri" w:eastAsia="Calibri" w:hAnsi="Calibri" w:cs="Calibri"/>
-          <w:color w:val="1A1A1A"/>
-          <w:sz w:val="17"/>
-          <w:szCs w:val="17"/>
-        </w:rPr>
-        <w:t xml:space="preserve">  </w:t>
-      </w:r>
-      <w:r>
-        <w:rPr>
-          <w:rFonts w:ascii="Calibri" w:eastAsia="Calibri" w:hAnsi="Calibri" w:cs="Calibri"/>
-          <w:color w:val="1A56DB"/>
-          <w:sz w:val="17"/>
-          <w:szCs w:val="17"/>
-        </w:rPr>
-        <w:t>GitHub</w:t>
-      </w:r>
-      <w:r>
-        <w:rPr>
-          <w:rFonts w:ascii="Calibri" w:eastAsia="Calibri" w:hAnsi="Calibri" w:cs="Calibri"/>
-          <w:color w:val="1A1A1A"/>
-          <w:sz w:val="17"/>
-          <w:szCs w:val="17"/>
-        </w:rPr>
-        <w:t xml:space="preserve"> | </w:t>
-      </w:r>
-      <w:r>
-        <w:rPr>
-          <w:rFonts w:ascii="Calibri" w:eastAsia="Calibri" w:hAnsi="Calibri" w:cs="Calibri"/>
-          <w:color w:val="1A56DB"/>
-          <w:sz w:val="17"/>
-          <w:szCs w:val="17"/>
-        </w:rPr>
-        <w:t>Live Demo</w:t>
-      </w:r>
-      <w:r>
-        <w:rPr>
-          <w:rFonts w:ascii="Calibri" w:eastAsia="Calibri" w:hAnsi="Calibri" w:cs="Calibri"/>
-          <w:sz w:val="17"/>
-          <w:szCs w:val="17"/>
+          <w:sz w:val="21"/>
+          <w:szCs w:val="21"/>
+        </w:rPr>
+        <w:t>AI Interview Coach — Interview Practice Platform — GitHub</w:t>
+      </w:r>
+      <w:r>
+        <w:rPr>
+          <w:i/>
+          <w:iCs/>
+          <w:color w:val="555555"/>
         </w:rPr>
         <w:tab/>
-      </w:r>
-      <w:r>
-        <w:rPr>
-          <w:rFonts w:ascii="Calibri" w:eastAsia="Calibri" w:hAnsi="Calibri" w:cs="Calibri"/>
-          <w:color w:val="555555"/>
-          <w:sz w:val="17"/>
-          <w:szCs w:val="17"/>
-        </w:rPr>
-        <w:t>Jun 2026</w:t>
-      </w:r>
-    </w:p>
-    <w:p>
-      <w:pPr>
-        <w:spacing w:before="6" w:after="10"/>
-        <w:ind w:left="120"/>
-      </w:pPr>
-      <w:r>
-        <w:rPr>
-          <w:rFonts w:ascii="Calibri" w:eastAsia="Calibri" w:hAnsi="Calibri" w:cs="Calibri"/>
-          <w:color w:val="555555"/>
-          <w:sz w:val="15"/>
-          <w:szCs w:val="15"/>
-        </w:rPr>
-        <w:t>ASP.NET Core 8, EF Core, SQL Server, Hangfire, Angular 20, Tailwind CSS, DaisyUI, Angular Signals</w:t>
+        <w:t>Jul 2026 – Present</w:t>
       </w:r>
     </w:p>
     <w:p>
@@ -367,19 +337,12 @@
         <w:pStyle w:val="ListParagraph"/>
         <w:numPr>
           <w:ilvl w:val="0"/>
-          <w:numId w:val="1"/>
+          <w:numId w:val="2"/>
         </w:numPr>
-        <w:spacing w:before="14" w:after="14"/>
-        <w:ind w:left="340" w:hanging="240"/>
-      </w:pPr>
-      <w:r>
-        <w:rPr>
-          <w:rFonts w:ascii="Calibri" w:eastAsia="Calibri" w:hAnsi="Calibri" w:cs="Calibri"/>
-          <w:color w:val="1A1A1A"/>
-          <w:sz w:val="17"/>
-          <w:szCs w:val="17"/>
-        </w:rPr>
-        <w:t>Built a full-stack hiring platform with Kanban pipeline, recruiter/candidate access, interview scheduling, analytics dashboard, and seeded demo data.</w:t>
+        <w:spacing w:after="10"/>
+      </w:pPr>
+      <w:r>
+        <w:t>Developing modular ASP.NET Core APIs for authentication, user profiles, and interview sessions, with clear service separation and RESTful design.</w:t>
       </w:r>
     </w:p>
     <w:p>
@@ -387,19 +350,73 @@
         <w:pStyle w:val="ListParagraph"/>
         <w:numPr>
           <w:ilvl w:val="0"/>
-          <w:numId w:val="1"/>
+          <w:numId w:val="2"/>
         </w:numPr>
-        <w:spacing w:before="14" w:after="14"/>
-        <w:ind w:left="340" w:hanging="240"/>
-      </w:pPr>
-      <w:r>
-        <w:rPr>
-          <w:rFonts w:ascii="Calibri" w:eastAsia="Calibri" w:hAnsi="Calibri" w:cs="Calibri"/>
-          <w:color w:val="1A1A1A"/>
-          <w:sz w:val="17"/>
-          <w:szCs w:val="17"/>
-        </w:rPr>
-        <w:t>Implemented JWT + TOTP authentication, RBAC, background jobs, and Clean Architecture / Repository Pattern for maintainable backend services.</w:t>
+        <w:spacing w:after="10"/>
+      </w:pPr>
+      <w:r>
+        <w:t>Translating a mobile Figma design into a responsive Angular SPA using signals, inject(), and standalone components for maintainable frontend architecture.</w:t>
+      </w:r>
+    </w:p>
+    <w:p>
+      <w:pPr>
+        <w:tabs>
+          <w:tab w:val="right" w:pos="10224"/>
+        </w:tabs>
+        <w:spacing w:before="30"/>
+      </w:pPr>
+      <w:r>
+        <w:rPr>
+          <w:b/>
+          <w:bCs/>
+          <w:sz w:val="21"/>
+          <w:szCs w:val="21"/>
+        </w:rPr>
+        <w:t xml:space="preserve">HireFlow — Recruitment Pipeline SaaS — </w:t>
+      </w:r>
+      <w:hyperlink r:id="rId8" w:history="1">
+        <w:r>
+          <w:rPr>
+            <w:b/>
+            <w:bCs/>
+            <w:color w:val="2E5AAC"/>
+            <w:sz w:val="21"/>
+            <w:szCs w:val="21"/>
+            <w:u w:val="single"/>
+          </w:rPr>
+          <w:t>GitHub</w:t>
+        </w:r>
+      </w:hyperlink>
+      <w:r>
+        <w:rPr>
+          <w:b/>
+          <w:bCs/>
+          <w:sz w:val="21"/>
+          <w:szCs w:val="21"/>
+        </w:rPr>
+        <w:t xml:space="preserve"> | </w:t>
+      </w:r>
+      <w:hyperlink r:id="rId9" w:history="1">
+        <w:r>
+          <w:rPr>
+            <w:b/>
+            <w:bCs/>
+            <w:color w:val="2E5AAC"/>
+            <w:sz w:val="21"/>
+            <w:szCs w:val="21"/>
+            <w:u w:val="single"/>
+          </w:rPr>
+          <w:t>Live Demo</w:t>
+        </w:r>
+      </w:hyperlink>
+      <w:r>
+        <w:rPr>
+          <w:i/>
+          <w:iCs/>
+          <w:color w:val="555555"/>
+        </w:rPr>
+        <w:tab/>
+        <w:t>May 2026 – Jun 2026</w:t>
       </w:r>
     </w:p>
     <w:p>
@@ -407,94 +424,12 @@
         <w:pStyle w:val="ListParagraph"/>
         <w:numPr>
           <w:ilvl w:val="0"/>
-          <w:numId w:val="1"/>
+          <w:numId w:val="2"/>
         </w:numPr>
-        <w:spacing w:before="14" w:after="14"/>
-        <w:ind w:left="340" w:hanging="240"/>
-      </w:pPr>
-      <w:r>
-        <w:rPr>
-          <w:rFonts w:ascii="Calibri" w:eastAsia="Calibri" w:hAnsi="Calibri" w:cs="Calibri"/>
-          <w:color w:val="1A1A1A"/>
-          <w:sz w:val="17"/>
-          <w:szCs w:val="17"/>
-        </w:rPr>
-        <w:t>Created a responsive Angular UI with modular screens for candidate tracking, recruitment workflows, and role-specific user journeys.</w:t>
-      </w:r>
-    </w:p>
-    <w:p>
-      <w:pPr>
-        <w:spacing w:before="20"/>
-      </w:pPr>
-    </w:p>
-    <w:p>
-      <w:pPr>
-        <w:tabs>
-          <w:tab w:val="right" w:pos="9350"/>
-        </w:tabs>
-        <w:spacing w:before="40" w:after="8"/>
-        <w:ind w:left="120"/>
-      </w:pPr>
-      <w:r>
-        <w:rPr>
-          <w:rFonts w:ascii="Calibri" w:eastAsia="Calibri" w:hAnsi="Calibri" w:cs="Calibri"/>
-          <w:b/>
-          <w:bCs/>
-          <w:color w:val="1A1A1A"/>
-          <w:sz w:val="17"/>
-          <w:szCs w:val="17"/>
-        </w:rPr>
-        <w:t>InsightFlow - AI Document Intelligence Platform</w:t>
-      </w:r>
-      <w:r>
-        <w:rPr>
-          <w:rFonts w:ascii="Calibri" w:eastAsia="Calibri" w:hAnsi="Calibri" w:cs="Calibri"/>
-          <w:color w:val="1A1A1A"/>
-          <w:sz w:val="17"/>
-          <w:szCs w:val="17"/>
-        </w:rPr>
-        <w:t xml:space="preserve">  </w:t>
-      </w:r>
-      <w:r>
-        <w:rPr>
-          <w:rFonts w:ascii="Calibri" w:eastAsia="Calibri" w:hAnsi="Calibri" w:cs="Calibri"/>
-          <w:color w:val="1A56DB"/>
-          <w:sz w:val="17"/>
-          <w:szCs w:val="17"/>
-        </w:rPr>
-        <w:t>GitHub</w:t>
-      </w:r>
-      <w:r>
-        <w:rPr>
-          <w:rFonts w:ascii="Calibri" w:eastAsia="Calibri" w:hAnsi="Calibri" w:cs="Calibri"/>
-          <w:sz w:val="17"/>
-          <w:szCs w:val="17"/>
-        </w:rPr>
-        <w:tab/>
-      </w:r>
-      <w:r>
-        <w:rPr>
-          <w:rFonts w:ascii="Calibri" w:eastAsia="Calibri" w:hAnsi="Calibri" w:cs="Calibri"/>
-          <w:color w:val="555555"/>
-          <w:sz w:val="17"/>
-          <w:szCs w:val="17"/>
-        </w:rPr>
-        <w:t>Jun 2026</w:t>
-      </w:r>
-    </w:p>
-    <w:p>
-      <w:pPr>
-        <w:spacing w:before="6" w:after="10"/>
-        <w:ind w:left="120"/>
-      </w:pPr>
-      <w:r>
-        <w:rPr>
-          <w:rFonts w:ascii="Calibri" w:eastAsia="Calibri" w:hAnsi="Calibri" w:cs="Calibri"/>
-          <w:color w:val="555555"/>
-          <w:sz w:val="15"/>
-          <w:szCs w:val="15"/>
-        </w:rPr>
-        <w:t>FastAPI, HuggingFace BERT, Angular 20, ASP.NET Core, SQL Server, RAG Pipeline</w:t>
+        <w:spacing w:after="10"/>
+      </w:pPr>
+      <w:r>
+        <w:t>Engineered a full-stack recruitment SaaS with Kanban candidate tracking, role-specific recruiter/candidate workflows, interview scheduling, analytics, and seeded demo data.</w:t>
       </w:r>
     </w:p>
     <w:p>
@@ -502,19 +437,12 @@
         <w:pStyle w:val="ListParagraph"/>
         <w:numPr>
           <w:ilvl w:val="0"/>
-          <w:numId w:val="1"/>
+          <w:numId w:val="2"/>
         </w:numPr>
-        <w:spacing w:before="14" w:after="14"/>
-        <w:ind w:left="340" w:hanging="240"/>
-      </w:pPr>
-      <w:r>
-        <w:rPr>
-          <w:rFonts w:ascii="Calibri" w:eastAsia="Calibri" w:hAnsi="Calibri" w:cs="Calibri"/>
-          <w:color w:val="1A1A1A"/>
-          <w:sz w:val="17"/>
-          <w:szCs w:val="17"/>
-        </w:rPr>
-        <w:t>Developed document workflows for upload, summaries, semantic search, and Q&amp;A over uploaded content using embeddings and retrieval-based response flow.</w:t>
+        <w:spacing w:after="10"/>
+      </w:pPr>
+      <w:r>
+        <w:t>Secured the platform with JWT, TOTP-based two-factor authentication, and RBAC; automated background workflows using Hangfire.</w:t>
       </w:r>
     </w:p>
     <w:p>
@@ -522,94 +450,73 @@
         <w:pStyle w:val="ListParagraph"/>
         <w:numPr>
           <w:ilvl w:val="0"/>
-          <w:numId w:val="1"/>
+          <w:numId w:val="2"/>
         </w:numPr>
-        <w:spacing w:before="14" w:after="14"/>
-        <w:ind w:left="340" w:hanging="240"/>
-      </w:pPr>
-      <w:r>
-        <w:rPr>
-          <w:rFonts w:ascii="Calibri" w:eastAsia="Calibri" w:hAnsi="Calibri" w:cs="Calibri"/>
-          <w:color w:val="1A1A1A"/>
-          <w:sz w:val="17"/>
-          <w:szCs w:val="17"/>
-        </w:rPr>
-        <w:t>Designed a microservice-style ingestion pipeline with preprocessing, backend APIs, and Angular-based interaction for document insights and dashboards.</w:t>
-      </w:r>
-    </w:p>
-    <w:p>
-      <w:pPr>
-        <w:spacing w:before="20"/>
-      </w:pPr>
+        <w:spacing w:after="10"/>
+      </w:pPr>
+      <w:r>
+        <w:t>Deployed the API, database, and frontend across Azure, Railway, and Vercel to demonstrate an end-to-end production-style architecture.</w:t>
+      </w:r>
     </w:p>
     <w:p>
       <w:pPr>
         <w:tabs>
-          <w:tab w:val="right" w:pos="9350"/>
+          <w:tab w:val="right" w:pos="10224"/>
         </w:tabs>
-        <w:spacing w:before="40" w:after="8"/>
-        <w:ind w:left="120"/>
-      </w:pPr>
-      <w:r>
-        <w:rPr>
-          <w:rFonts w:ascii="Calibri" w:eastAsia="Calibri" w:hAnsi="Calibri" w:cs="Calibri"/>
+        <w:spacing w:before="30"/>
+      </w:pPr>
+      <w:r>
+        <w:rPr>
           <w:b/>
           <w:bCs/>
-          <w:color w:val="1A1A1A"/>
-          <w:sz w:val="17"/>
-          <w:szCs w:val="17"/>
-        </w:rPr>
-        <w:t>SignalOps - Incident Management Platform</w:t>
-      </w:r>
-      <w:r>
-        <w:rPr>
-          <w:rFonts w:ascii="Calibri" w:eastAsia="Calibri" w:hAnsi="Calibri" w:cs="Calibri"/>
-          <w:color w:val="1A1A1A"/>
-          <w:sz w:val="17"/>
-          <w:szCs w:val="17"/>
-        </w:rPr>
-        <w:t xml:space="preserve">  </w:t>
-      </w:r>
-      <w:r>
-        <w:rPr>
-          <w:rFonts w:ascii="Calibri" w:eastAsia="Calibri" w:hAnsi="Calibri" w:cs="Calibri"/>
-          <w:color w:val="1A56DB"/>
-          <w:sz w:val="17"/>
-          <w:szCs w:val="17"/>
-        </w:rPr>
-        <w:t>GitHub</w:t>
-      </w:r>
-      <w:r>
-        <w:rPr>
-          <w:rFonts w:ascii="Calibri" w:eastAsia="Calibri" w:hAnsi="Calibri" w:cs="Calibri"/>
-          <w:sz w:val="17"/>
-          <w:szCs w:val="17"/>
+          <w:sz w:val="21"/>
+          <w:szCs w:val="21"/>
+        </w:rPr>
+        <w:t xml:space="preserve">InsightFlow — AI Document Intelligence Platform — </w:t>
+      </w:r>
+      <w:hyperlink r:id="rId10" w:history="1">
+        <w:r>
+          <w:rPr>
+            <w:b/>
+            <w:bCs/>
+            <w:color w:val="2E5AAC"/>
+            <w:sz w:val="21"/>
+            <w:szCs w:val="21"/>
+            <w:u w:val="single"/>
+          </w:rPr>
+          <w:t>GitHub</w:t>
+        </w:r>
+      </w:hyperlink>
+      <w:r>
+        <w:rPr>
+          <w:b/>
+          <w:bCs/>
+          <w:sz w:val="21"/>
+          <w:szCs w:val="21"/>
+        </w:rPr>
+        <w:t xml:space="preserve"> | </w:t>
+      </w:r>
+      <w:hyperlink r:id="rId11" w:history="1">
+        <w:r>
+          <w:rPr>
+            <w:b/>
+            <w:bCs/>
+            <w:color w:val="2E5AAC"/>
+            <w:sz w:val="21"/>
+            <w:szCs w:val="21"/>
+            <w:u w:val="single"/>
+          </w:rPr>
+          <w:t>Live Demo</w:t>
+        </w:r>
+      </w:hyperlink>
+      <w:r>
+        <w:rPr>
+          <w:i/>
+          <w:iCs/>
+          <w:color w:val="555555"/>
         </w:rPr>
         <w:tab/>
-      </w:r>
-      <w:r>
-        <w:rPr>
-          <w:rFonts w:ascii="Calibri" w:eastAsia="Calibri" w:hAnsi="Calibri" w:cs="Calibri"/>
-          <w:color w:val="555555"/>
-          <w:sz w:val="17"/>
-          <w:szCs w:val="17"/>
-        </w:rPr>
-        <w:t>Nov 2024</w:t>
-      </w:r>
-    </w:p>
-    <w:p>
-      <w:pPr>
-        <w:spacing w:before="6" w:after="10"/>
-        <w:ind w:left="120"/>
-      </w:pPr>
-      <w:r>
-        <w:rPr>
-          <w:rFonts w:ascii="Calibri" w:eastAsia="Calibri" w:hAnsi="Calibri" w:cs="Calibri"/>
-          <w:color w:val="555555"/>
-          <w:sz w:val="15"/>
-          <w:szCs w:val="15"/>
-        </w:rPr>
-        <w:t>ASP.NET Core, Razor Pages, SQL Server, SignalR, Hangfire</w:t>
+        <w:t>Apr 2026 – May 2026</w:t>
       </w:r>
     </w:p>
     <w:p>
@@ -617,19 +524,12 @@
         <w:pStyle w:val="ListParagraph"/>
         <w:numPr>
           <w:ilvl w:val="0"/>
-          <w:numId w:val="1"/>
+          <w:numId w:val="2"/>
         </w:numPr>
-        <w:spacing w:before="14" w:after="14"/>
-        <w:ind w:left="340" w:hanging="240"/>
-      </w:pPr>
-      <w:r>
-        <w:rPr>
-          <w:rFonts w:ascii="Calibri" w:eastAsia="Calibri" w:hAnsi="Calibri" w:cs="Calibri"/>
-          <w:color w:val="1A1A1A"/>
-          <w:sz w:val="17"/>
-          <w:szCs w:val="17"/>
-        </w:rPr>
-        <w:t>Built a PagerDuty-inspired incident workflow with real-time alerts, on-call notifications, escalation tracking, and SQL Server-backed incident records.</w:t>
+        <w:spacing w:after="10"/>
+      </w:pPr>
+      <w:r>
+        <w:t>Built document upload, summarization, semantic search, and retrieval-based Q&amp;A workflows using embeddings.</w:t>
       </w:r>
     </w:p>
     <w:p>
@@ -637,94 +537,12 @@
         <w:pStyle w:val="ListParagraph"/>
         <w:numPr>
           <w:ilvl w:val="0"/>
-          <w:numId w:val="1"/>
+          <w:numId w:val="2"/>
         </w:numPr>
-        <w:spacing w:before="14" w:after="14"/>
-        <w:ind w:left="340" w:hanging="240"/>
-      </w:pPr>
-      <w:r>
-        <w:rPr>
-          <w:rFonts w:ascii="Calibri" w:eastAsia="Calibri" w:hAnsi="Calibri" w:cs="Calibri"/>
-          <w:color w:val="1A1A1A"/>
-          <w:sz w:val="17"/>
-          <w:szCs w:val="17"/>
-        </w:rPr>
-        <w:t>Used SignalR for live updates and Hangfire for background escalation jobs, reminders, and scheduled operational tasks.</w:t>
-      </w:r>
-    </w:p>
-    <w:p>
-      <w:pPr>
-        <w:spacing w:before="20"/>
-      </w:pPr>
-    </w:p>
-    <w:p>
-      <w:pPr>
-        <w:tabs>
-          <w:tab w:val="right" w:pos="9350"/>
-        </w:tabs>
-        <w:spacing w:before="40" w:after="8"/>
-        <w:ind w:left="120"/>
-      </w:pPr>
-      <w:r>
-        <w:rPr>
-          <w:rFonts w:ascii="Calibri" w:eastAsia="Calibri" w:hAnsi="Calibri" w:cs="Calibri"/>
-          <w:b/>
-          <w:bCs/>
-          <w:color w:val="1A1A1A"/>
-          <w:sz w:val="17"/>
-          <w:szCs w:val="17"/>
-        </w:rPr>
-        <w:t>MiniMunch - Premium Pancake Ordering SPA</w:t>
-      </w:r>
-      <w:r>
-        <w:rPr>
-          <w:rFonts w:ascii="Calibri" w:eastAsia="Calibri" w:hAnsi="Calibri" w:cs="Calibri"/>
-          <w:color w:val="1A1A1A"/>
-          <w:sz w:val="17"/>
-          <w:szCs w:val="17"/>
-        </w:rPr>
-        <w:t xml:space="preserve">  </w:t>
-      </w:r>
-      <w:r>
-        <w:rPr>
-          <w:rFonts w:ascii="Calibri" w:eastAsia="Calibri" w:hAnsi="Calibri" w:cs="Calibri"/>
-          <w:color w:val="1A56DB"/>
-          <w:sz w:val="17"/>
-          <w:szCs w:val="17"/>
-        </w:rPr>
-        <w:t>GitHub</w:t>
-      </w:r>
-      <w:r>
-        <w:rPr>
-          <w:rFonts w:ascii="Calibri" w:eastAsia="Calibri" w:hAnsi="Calibri" w:cs="Calibri"/>
-          <w:sz w:val="17"/>
-          <w:szCs w:val="17"/>
-        </w:rPr>
-        <w:tab/>
-      </w:r>
-      <w:r>
-        <w:rPr>
-          <w:rFonts w:ascii="Calibri" w:eastAsia="Calibri" w:hAnsi="Calibri" w:cs="Calibri"/>
-          <w:color w:val="555555"/>
-          <w:sz w:val="17"/>
-          <w:szCs w:val="17"/>
-        </w:rPr>
-        <w:t>2025</w:t>
-      </w:r>
-    </w:p>
-    <w:p>
-      <w:pPr>
-        <w:spacing w:before="6" w:after="10"/>
-        <w:ind w:left="120"/>
-      </w:pPr>
-      <w:r>
-        <w:rPr>
-          <w:rFonts w:ascii="Calibri" w:eastAsia="Calibri" w:hAnsi="Calibri" w:cs="Calibri"/>
-          <w:color w:val="555555"/>
-          <w:sz w:val="15"/>
-          <w:szCs w:val="15"/>
-        </w:rPr>
-        <w:t>Angular 21, TypeScript, Tailwind CSS, SCSS, Angular Signals, IntersectionObserver</w:t>
+        <w:spacing w:after="10"/>
+      </w:pPr>
+      <w:r>
+        <w:t>Designed an ingestion pipeline for preprocessing and indexing uploaded content, exposed through backend APIs.</w:t>
       </w:r>
     </w:p>
     <w:p>
@@ -732,19 +550,73 @@
         <w:pStyle w:val="ListParagraph"/>
         <w:numPr>
           <w:ilvl w:val="0"/>
-          <w:numId w:val="1"/>
+          <w:numId w:val="2"/>
         </w:numPr>
-        <w:spacing w:before="14" w:after="14"/>
-        <w:ind w:left="340" w:hanging="240"/>
-      </w:pPr>
-      <w:r>
-        <w:rPr>
-          <w:rFonts w:ascii="Calibri" w:eastAsia="Calibri" w:hAnsi="Calibri" w:cs="Calibri"/>
-          <w:color w:val="1A1A1A"/>
-          <w:sz w:val="17"/>
-          <w:szCs w:val="17"/>
-        </w:rPr>
-        <w:t>Built a polished pancake ordering SPA with cinematic hero section, interactive menu builder, cart flow, responsive layouts, and premium UI sections.</w:t>
+        <w:spacing w:after="10"/>
+      </w:pPr>
+      <w:r>
+        <w:t>Integrated Angular dashboards with the retrieval pipeline to present document insights and search results.</w:t>
+      </w:r>
+    </w:p>
+    <w:p>
+      <w:pPr>
+        <w:tabs>
+          <w:tab w:val="right" w:pos="10224"/>
+        </w:tabs>
+        <w:spacing w:before="30"/>
+      </w:pPr>
+      <w:r>
+        <w:rPr>
+          <w:b/>
+          <w:bCs/>
+          <w:sz w:val="21"/>
+          <w:szCs w:val="21"/>
+        </w:rPr>
+        <w:t xml:space="preserve">SignalOps — Incident Management Platform — </w:t>
+      </w:r>
+      <w:hyperlink r:id="rId12" w:history="1">
+        <w:r>
+          <w:rPr>
+            <w:b/>
+            <w:bCs/>
+            <w:color w:val="2E5AAC"/>
+            <w:sz w:val="21"/>
+            <w:szCs w:val="21"/>
+            <w:u w:val="single"/>
+          </w:rPr>
+          <w:t>GitHub</w:t>
+        </w:r>
+      </w:hyperlink>
+      <w:r>
+        <w:rPr>
+          <w:b/>
+          <w:bCs/>
+          <w:sz w:val="21"/>
+          <w:szCs w:val="21"/>
+        </w:rPr>
+        <w:t xml:space="preserve"> | </w:t>
+      </w:r>
+      <w:hyperlink r:id="rId13" w:history="1">
+        <w:r>
+          <w:rPr>
+            <w:b/>
+            <w:bCs/>
+            <w:color w:val="2E5AAC"/>
+            <w:sz w:val="21"/>
+            <w:szCs w:val="21"/>
+            <w:u w:val="single"/>
+          </w:rPr>
+          <w:t>Live Demo</w:t>
+        </w:r>
+      </w:hyperlink>
+      <w:r>
+        <w:rPr>
+          <w:i/>
+          <w:iCs/>
+          <w:color w:val="555555"/>
+        </w:rPr>
+        <w:tab/>
+        <w:t>Oct 2024 – Nov 2024</w:t>
       </w:r>
     </w:p>
     <w:p>
@@ -752,402 +624,12 @@
         <w:pStyle w:val="ListParagraph"/>
         <w:numPr>
           <w:ilvl w:val="0"/>
-          <w:numId w:val="1"/>
+          <w:numId w:val="2"/>
         </w:numPr>
-        <w:spacing w:before="14" w:after="14"/>
-        <w:ind w:left="340" w:hanging="240"/>
-      </w:pPr>
-      <w:r>
-        <w:rPr>
-          <w:rFonts w:ascii="Calibri" w:eastAsia="Calibri" w:hAnsi="Calibri" w:cs="Calibri"/>
-          <w:color w:val="1A1A1A"/>
-          <w:sz w:val="17"/>
-          <w:szCs w:val="17"/>
-        </w:rPr>
-        <w:t>Used Angular Signals, Tailwind CSS/SCSS, and IntersectionObserver scroll reveals to create smooth frontend interactions and a modern user experience.</w:t>
-      </w:r>
-    </w:p>
-    <w:p>
-      <w:pPr>
-        <w:spacing w:before="80" w:after="20"/>
-      </w:pPr>
-      <w:r>
-        <w:rPr>
-          <w:rFonts w:ascii="Calibri" w:eastAsia="Calibri" w:hAnsi="Calibri" w:cs="Calibri"/>
-          <w:b/>
-          <w:bCs/>
-          <w:caps/>
-          <w:color w:val="000000"/>
-          <w:sz w:val="17"/>
-          <w:szCs w:val="17"/>
-        </w:rPr>
-        <w:t>TECHNICAL SKILLS</w:t>
-      </w:r>
-    </w:p>
-    <w:p>
-      <w:pPr>
-        <w:pBdr>
-          <w:bottom w:val="single" w:sz="4" w:space="1" w:color="CCCCCC"/>
-        </w:pBdr>
-        <w:spacing w:after="30"/>
-      </w:pPr>
-    </w:p>
-    <w:p>
-      <w:pPr>
-        <w:spacing w:after="16"/>
-      </w:pPr>
-      <w:r>
-        <w:rPr>
-          <w:rFonts w:ascii="Calibri" w:eastAsia="Calibri" w:hAnsi="Calibri" w:cs="Calibri"/>
-          <w:b/>
-          <w:bCs/>
-          <w:color w:val="1A1A1A"/>
-          <w:sz w:val="17"/>
-          <w:szCs w:val="17"/>
-        </w:rPr>
-        <w:t>Languages</w:t>
-      </w:r>
-      <w:r>
-        <w:rPr>
-          <w:rFonts w:ascii="Calibri" w:eastAsia="Calibri" w:hAnsi="Calibri" w:cs="Calibri"/>
-          <w:color w:val="1A1A1A"/>
-          <w:sz w:val="17"/>
-          <w:szCs w:val="17"/>
-        </w:rPr>
-        <w:t xml:space="preserve"> : C#, TypeScript, JavaScript, Python, C++</w:t>
-      </w:r>
-    </w:p>
-    <w:p>
-      <w:pPr>
-        <w:spacing w:after="16"/>
-      </w:pPr>
-      <w:r>
-        <w:rPr>
-          <w:rFonts w:ascii="Calibri" w:eastAsia="Calibri" w:hAnsi="Calibri" w:cs="Calibri"/>
-          <w:b/>
-          <w:bCs/>
-          <w:color w:val="1A1A1A"/>
-          <w:sz w:val="17"/>
-          <w:szCs w:val="17"/>
-        </w:rPr>
-        <w:t>Frontend</w:t>
-      </w:r>
-      <w:r>
-        <w:rPr>
-          <w:rFonts w:ascii="Calibri" w:eastAsia="Calibri" w:hAnsi="Calibri" w:cs="Calibri"/>
-          <w:color w:val="1A1A1A"/>
-          <w:sz w:val="17"/>
-          <w:szCs w:val="17"/>
-        </w:rPr>
-        <w:t xml:space="preserve"> : Angular 20/21, Tailwind CSS, DaisyUI, Razor Pages/Views, HTML5, CSS3, SCSS</w:t>
-      </w:r>
-    </w:p>
-    <w:p>
-      <w:pPr>
-        <w:spacing w:after="16"/>
-      </w:pPr>
-      <w:r>
-        <w:rPr>
-          <w:rFonts w:ascii="Calibri" w:eastAsia="Calibri" w:hAnsi="Calibri" w:cs="Calibri"/>
-          <w:b/>
-          <w:bCs/>
-          <w:color w:val="1A1A1A"/>
-          <w:sz w:val="17"/>
-          <w:szCs w:val="17"/>
-        </w:rPr>
-        <w:t>Backend</w:t>
-      </w:r>
-      <w:r>
-        <w:rPr>
-          <w:rFonts w:ascii="Calibri" w:eastAsia="Calibri" w:hAnsi="Calibri" w:cs="Calibri"/>
-          <w:color w:val="1A1A1A"/>
-          <w:sz w:val="17"/>
-          <w:szCs w:val="17"/>
-        </w:rPr>
-        <w:t xml:space="preserve"> : ASP.NET Core, ASP.NET Core MVC/Web API, FastAPI, REST APIs, SignalR, Hangfire</w:t>
-      </w:r>
-    </w:p>
-    <w:p>
-      <w:pPr>
-        <w:spacing w:after="16"/>
-      </w:pPr>
-      <w:r>
-        <w:rPr>
-          <w:rFonts w:ascii="Calibri" w:eastAsia="Calibri" w:hAnsi="Calibri" w:cs="Calibri"/>
-          <w:b/>
-          <w:bCs/>
-          <w:color w:val="1A1A1A"/>
-          <w:sz w:val="17"/>
-          <w:szCs w:val="17"/>
-        </w:rPr>
-        <w:t>Databases &amp; Tools</w:t>
-      </w:r>
-      <w:r>
-        <w:rPr>
-          <w:rFonts w:ascii="Calibri" w:eastAsia="Calibri" w:hAnsi="Calibri" w:cs="Calibri"/>
-          <w:color w:val="1A1A1A"/>
-          <w:sz w:val="17"/>
-          <w:szCs w:val="17"/>
-        </w:rPr>
-        <w:t xml:space="preserve"> : Microsoft SQL Server, PostgreSQL, Entity Framework Core, Azure, Vercel, Git, GitHub, Postman</w:t>
-      </w:r>
-    </w:p>
-    <w:p>
-      <w:pPr>
-        <w:spacing w:before="80" w:after="20"/>
-      </w:pPr>
-      <w:r>
-        <w:rPr>
-          <w:rFonts w:ascii="Calibri" w:eastAsia="Calibri" w:hAnsi="Calibri" w:cs="Calibri"/>
-          <w:b/>
-          <w:bCs/>
-          <w:caps/>
-          <w:color w:val="000000"/>
-          <w:sz w:val="17"/>
-          <w:szCs w:val="17"/>
-        </w:rPr>
-        <w:t>EDUCATION</w:t>
-      </w:r>
-    </w:p>
-    <w:p>
-      <w:pPr>
-        <w:pBdr>
-          <w:bottom w:val="single" w:sz="4" w:space="1" w:color="CCCCCC"/>
-        </w:pBdr>
-        <w:spacing w:after="30"/>
-      </w:pPr>
-    </w:p>
-    <w:p>
-      <w:pPr>
-        <w:tabs>
-          <w:tab w:val="right" w:pos="9350"/>
-        </w:tabs>
-        <w:spacing w:before="40" w:after="8"/>
-        <w:ind w:left="120"/>
-      </w:pPr>
-      <w:r>
-        <w:rPr>
-          <w:rFonts w:ascii="Calibri" w:eastAsia="Calibri" w:hAnsi="Calibri" w:cs="Calibri"/>
-          <w:b/>
-          <w:bCs/>
-          <w:color w:val="1A1A1A"/>
-          <w:sz w:val="17"/>
-          <w:szCs w:val="17"/>
-        </w:rPr>
-        <w:t>Graphic Era Hill University, Dehradun</w:t>
-      </w:r>
-      <w:r>
-        <w:rPr>
-          <w:rFonts w:ascii="Calibri" w:eastAsia="Calibri" w:hAnsi="Calibri" w:cs="Calibri"/>
-          <w:sz w:val="17"/>
-          <w:szCs w:val="17"/>
-        </w:rPr>
-        <w:tab/>
-      </w:r>
-      <w:r>
-        <w:rPr>
-          <w:rFonts w:ascii="Calibri" w:eastAsia="Calibri" w:hAnsi="Calibri" w:cs="Calibri"/>
-          <w:color w:val="555555"/>
-          <w:sz w:val="17"/>
-          <w:szCs w:val="17"/>
-        </w:rPr>
-        <w:t>May 2022 - Jul 2026</w:t>
-      </w:r>
-    </w:p>
-    <w:p>
-      <w:pPr>
-        <w:spacing w:before="6" w:after="16"/>
-        <w:ind w:left="120"/>
-      </w:pPr>
-      <w:r>
-        <w:rPr>
-          <w:rFonts w:ascii="Calibri" w:eastAsia="Calibri" w:hAnsi="Calibri" w:cs="Calibri"/>
-          <w:color w:val="555555"/>
-          <w:sz w:val="15"/>
-          <w:szCs w:val="15"/>
-        </w:rPr>
-        <w:t>B.Tech in Computer Science &amp; Engineering | Grade: A</w:t>
-      </w:r>
-    </w:p>
-    <w:p>
-      <w:pPr>
-        <w:tabs>
-          <w:tab w:val="right" w:pos="9350"/>
-        </w:tabs>
-        <w:spacing w:before="40" w:after="8"/>
-        <w:ind w:left="120"/>
-      </w:pPr>
-      <w:r>
-        <w:rPr>
-          <w:rFonts w:ascii="Calibri" w:eastAsia="Calibri" w:hAnsi="Calibri" w:cs="Calibri"/>
-          <w:b/>
-          <w:bCs/>
-          <w:color w:val="1A1A1A"/>
-          <w:sz w:val="17"/>
-          <w:szCs w:val="17"/>
-        </w:rPr>
-        <w:t>Sunrise Academy Management Society, Dehradun</w:t>
-      </w:r>
-      <w:r>
-        <w:rPr>
-          <w:rFonts w:ascii="Calibri" w:eastAsia="Calibri" w:hAnsi="Calibri" w:cs="Calibri"/>
-          <w:sz w:val="17"/>
-          <w:szCs w:val="17"/>
-        </w:rPr>
-        <w:tab/>
-      </w:r>
-      <w:r>
-        <w:rPr>
-          <w:rFonts w:ascii="Calibri" w:eastAsia="Calibri" w:hAnsi="Calibri" w:cs="Calibri"/>
-          <w:color w:val="555555"/>
-          <w:sz w:val="17"/>
-          <w:szCs w:val="17"/>
-        </w:rPr>
-        <w:t>2020 - 2021</w:t>
-      </w:r>
-    </w:p>
-    <w:p>
-      <w:pPr>
-        <w:spacing w:before="6" w:after="16"/>
-        <w:ind w:left="120"/>
-      </w:pPr>
-      <w:r>
-        <w:rPr>
-          <w:rFonts w:ascii="Calibri" w:eastAsia="Calibri" w:hAnsi="Calibri" w:cs="Calibri"/>
-          <w:color w:val="555555"/>
-          <w:sz w:val="15"/>
-          <w:szCs w:val="15"/>
-        </w:rPr>
-        <w:t>Higher Secondary (Class XII) - PCM, Phy. Ed. | Grade: A+</w:t>
-      </w:r>
-    </w:p>
-    <w:p>
-      <w:pPr>
-        <w:tabs>
-          <w:tab w:val="right" w:pos="9350"/>
-        </w:tabs>
-        <w:spacing w:before="40" w:after="8"/>
-        <w:ind w:left="120"/>
-      </w:pPr>
-      <w:r>
-        <w:rPr>
-          <w:rFonts w:ascii="Calibri" w:eastAsia="Calibri" w:hAnsi="Calibri" w:cs="Calibri"/>
-          <w:b/>
-          <w:bCs/>
-          <w:color w:val="1A1A1A"/>
-          <w:sz w:val="17"/>
-          <w:szCs w:val="17"/>
-        </w:rPr>
-        <w:t>Sunrise Academy Management Society, Dehradun</w:t>
-      </w:r>
-      <w:r>
-        <w:rPr>
-          <w:rFonts w:ascii="Calibri" w:eastAsia="Calibri" w:hAnsi="Calibri" w:cs="Calibri"/>
-          <w:sz w:val="17"/>
-          <w:szCs w:val="17"/>
-        </w:rPr>
-        <w:tab/>
-      </w:r>
-      <w:r>
-        <w:rPr>
-          <w:rFonts w:ascii="Calibri" w:eastAsia="Calibri" w:hAnsi="Calibri" w:cs="Calibri"/>
-          <w:color w:val="555555"/>
-          <w:sz w:val="17"/>
-          <w:szCs w:val="17"/>
-        </w:rPr>
-        <w:t>2017 - 2018</w:t>
-      </w:r>
-    </w:p>
-    <w:p>
-      <w:pPr>
-        <w:spacing w:before="6" w:after="24"/>
-        <w:ind w:left="120"/>
-      </w:pPr>
-      <w:r>
-        <w:rPr>
-          <w:rFonts w:ascii="Calibri" w:eastAsia="Calibri" w:hAnsi="Calibri" w:cs="Calibri"/>
-          <w:color w:val="555555"/>
-          <w:sz w:val="15"/>
-          <w:szCs w:val="15"/>
-        </w:rPr>
-        <w:t>High School Diploma (Class X) - PCM, CS | Grade: A</w:t>
-      </w:r>
-    </w:p>
-    <w:p>
-      <w:pPr>
-        <w:spacing w:before="80" w:after="20"/>
-      </w:pPr>
-      <w:r>
-        <w:rPr>
-          <w:rFonts w:ascii="Calibri" w:eastAsia="Calibri" w:hAnsi="Calibri" w:cs="Calibri"/>
-          <w:b/>
-          <w:bCs/>
-          <w:caps/>
-          <w:color w:val="000000"/>
-          <w:sz w:val="17"/>
-          <w:szCs w:val="17"/>
-        </w:rPr>
-        <w:t>CERTIFICATIONS &amp; HIGHLIGHTS</w:t>
-      </w:r>
-    </w:p>
-    <w:p>
-      <w:pPr>
-        <w:pBdr>
-          <w:bottom w:val="single" w:sz="4" w:space="1" w:color="CCCCCC"/>
-        </w:pBdr>
-        <w:spacing w:after="30"/>
-      </w:pPr>
-    </w:p>
-    <w:p>
-      <w:pPr>
-        <w:tabs>
-          <w:tab w:val="right" w:pos="9350"/>
-        </w:tabs>
-        <w:spacing w:before="40" w:after="8"/>
-        <w:ind w:left="120"/>
-      </w:pPr>
-      <w:r>
-        <w:rPr>
-          <w:rFonts w:ascii="Calibri" w:eastAsia="Calibri" w:hAnsi="Calibri" w:cs="Calibri"/>
-          <w:b/>
-          <w:bCs/>
-          <w:color w:val="1A1A1A"/>
-          <w:sz w:val="17"/>
-          <w:szCs w:val="17"/>
-        </w:rPr>
-        <w:t>Azure Cloud Services - Coursera</w:t>
-      </w:r>
-      <w:r>
-        <w:rPr>
-          <w:rFonts w:ascii="Calibri" w:eastAsia="Calibri" w:hAnsi="Calibri" w:cs="Calibri"/>
-          <w:sz w:val="17"/>
-          <w:szCs w:val="17"/>
-        </w:rPr>
-        <w:tab/>
-      </w:r>
-      <w:r>
-        <w:rPr>
-          <w:rFonts w:ascii="Calibri" w:eastAsia="Calibri" w:hAnsi="Calibri" w:cs="Calibri"/>
-          <w:color w:val="555555"/>
-          <w:sz w:val="17"/>
-          <w:szCs w:val="17"/>
-        </w:rPr>
-        <w:t>Jun 2025 - Sep 2026</w:t>
-      </w:r>
-    </w:p>
-    <w:p>
-      <w:pPr>
-        <w:spacing w:before="6" w:after="10"/>
-        <w:ind w:left="120"/>
-      </w:pPr>
-      <w:r>
-        <w:rPr>
-          <w:rFonts w:ascii="Calibri" w:eastAsia="Calibri" w:hAnsi="Calibri" w:cs="Calibri"/>
-          <w:color w:val="555555"/>
-          <w:sz w:val="15"/>
-          <w:szCs w:val="15"/>
-        </w:rPr>
-        <w:t>Credential ID: 4H7P4ZN44QF0 | Skills: Application Deployment, Cloud Computing, Azure Services</w:t>
+        <w:spacing w:after="10"/>
+      </w:pPr>
+      <w:r>
+        <w:t>Engineered a PagerDuty-inspired incident workflow with real-time alerts, on-call notifications, escalation tracking, and Azure SQL persistence.</w:t>
       </w:r>
     </w:p>
     <w:p>
@@ -1155,19 +637,12 @@
         <w:pStyle w:val="ListParagraph"/>
         <w:numPr>
           <w:ilvl w:val="0"/>
-          <w:numId w:val="1"/>
+          <w:numId w:val="2"/>
         </w:numPr>
-        <w:spacing w:before="14" w:after="14"/>
-        <w:ind w:left="340" w:hanging="240"/>
-      </w:pPr>
-      <w:r>
-        <w:rPr>
-          <w:rFonts w:ascii="Calibri" w:eastAsia="Calibri" w:hAnsi="Calibri" w:cs="Calibri"/>
-          <w:color w:val="1A1A1A"/>
-          <w:sz w:val="17"/>
-          <w:szCs w:val="17"/>
-        </w:rPr>
-        <w:t>Strong GitHub portfolio across recruitment SaaS, document intelligence, incident management, and premium frontend UI.</w:t>
+        <w:spacing w:after="10"/>
+      </w:pPr>
+      <w:r>
+        <w:t>Used SignalR for live status updates and Hangfire for scheduled escalation jobs across the incident lifecycle.</w:t>
       </w:r>
     </w:p>
     <w:p>
@@ -1175,24 +650,115 @@
         <w:pStyle w:val="ListParagraph"/>
         <w:numPr>
           <w:ilvl w:val="0"/>
-          <w:numId w:val="1"/>
+          <w:numId w:val="2"/>
         </w:numPr>
-        <w:spacing w:before="14" w:after="14"/>
-        <w:ind w:left="340" w:hanging="240"/>
-      </w:pPr>
-      <w:r>
-        <w:rPr>
-          <w:rFonts w:ascii="Calibri" w:eastAsia="Calibri" w:hAnsi="Calibri" w:cs="Calibri"/>
-          <w:color w:val="1A1A1A"/>
-          <w:sz w:val="17"/>
-          <w:szCs w:val="17"/>
-        </w:rPr>
-        <w:t>Activities: volleyball, coding competitions, and regular project-based self-learning.</w:t>
+        <w:spacing w:after="10"/>
+      </w:pPr>
+      <w:r>
+        <w:t>Resolved EF Core migration and Azure SQL firewall issues and reviewed 60+ files through static analysis to improve deployment readiness.</w:t>
+      </w:r>
+    </w:p>
+    <w:p>
+      <w:pPr>
+        <w:pBdr>
+          <w:bottom w:val="single" w:sz="6" w:space="2" w:color="1F3864"/>
+        </w:pBdr>
+        <w:spacing w:before="100" w:after="30"/>
+      </w:pPr>
+      <w:r>
+        <w:rPr>
+          <w:b/>
+          <w:bCs/>
+          <w:caps/>
+          <w:color w:val="1F3864"/>
+          <w:sz w:val="19"/>
+          <w:szCs w:val="19"/>
+        </w:rPr>
+        <w:t>Education</w:t>
+      </w:r>
+    </w:p>
+    <w:p>
+      <w:pPr>
+        <w:tabs>
+          <w:tab w:val="right" w:pos="10224"/>
+        </w:tabs>
+        <w:spacing w:before="40" w:after="10"/>
+      </w:pPr>
+      <w:r>
+        <w:rPr>
+          <w:b/>
+          <w:bCs/>
+        </w:rPr>
+        <w:t>Graphic Era Hill University, Dehradun</w:t>
+      </w:r>
+      <w:r>
+        <w:rPr>
+          <w:i/>
+          <w:iCs/>
+          <w:color w:val="555555"/>
+        </w:rPr>
+        <w:tab/>
+        <w:t>May 2022 – Jul 2026</w:t>
+      </w:r>
+    </w:p>
+    <w:p>
+      <w:pPr>
+        <w:spacing w:after="40"/>
+      </w:pPr>
+      <w:r>
+        <w:t xml:space="preserve">B.Tech in Computer Science and Engineering </w:t>
+      </w:r>
+    </w:p>
+    <w:p>
+      <w:pPr>
+        <w:pBdr>
+          <w:bottom w:val="single" w:sz="6" w:space="2" w:color="1F3864"/>
+        </w:pBdr>
+        <w:spacing w:before="100" w:after="30"/>
+      </w:pPr>
+      <w:r>
+        <w:rPr>
+          <w:b/>
+          <w:sz w:val="19"/>
+        </w:rPr>
+        <w:t>CERTIFICATION</w:t>
+      </w:r>
+    </w:p>
+    <w:p>
+      <w:pPr>
+        <w:tabs>
+          <w:tab w:val="right" w:pos="10224"/>
+        </w:tabs>
+        <w:spacing w:before="40" w:after="10"/>
+      </w:pPr>
+      <w:r>
+        <w:rPr>
+          <w:b/>
+          <w:bCs/>
+        </w:rPr>
+        <w:t>Azure Cloud Services — Coursera</w:t>
+      </w:r>
+      <w:r>
+        <w:rPr>
+          <w:i/>
+          <w:iCs/>
+          <w:color w:val="555555"/>
+        </w:rPr>
+        <w:tab/>
+        <w:t>Jun 2025</w:t>
+      </w:r>
+    </w:p>
+    <w:p>
+      <w:pPr>
+        <w:spacing w:after="60"/>
+      </w:pPr>
+      <w:r>
+        <w:t>Credential ID: 4H7P4ZN44QF0 | Application Deployment, Cloud Computing, Azure Services</w:t>
       </w:r>
     </w:p>
     <w:sectPr>
       <w:pgSz w:w="11906" w:h="16838"/>
-      <w:pgMar w:top="520" w:right="860" w:bottom="520" w:left="860" w:header="708" w:footer="708" w:gutter="0"/>
+      <w:pgMar w:top="340" w:right="620" w:bottom="300" w:left="620" w:header="708" w:footer="708" w:gutter="0"/>
       <w:cols w:space="720"/>
       <w:docGrid w:linePitch="360"/>
     </w:sectPr>
@@ -1203,10 +769,64 @@
 <file path=word/numbering.xml><?xml version="1.0" encoding="utf-8"?>
 <w:numbering xmlns:wpc="http://schemas.microsoft.com/office/word/2010/wordprocessingCanvas" xmlns:cx="http://schemas.microsoft.com/office/drawing/2014/chartex" xmlns:cx1="http://schemas.microsoft.com/office/drawing/2015/9/8/chartex" xmlns:cx2="http://schemas.microsoft.com/office/drawing/2015/10/21/chartex" xmlns:cx3="http://schemas.microsoft.com/office/drawing/2016/5/9/chartex" xmlns:cx4="http://schemas.microsoft.com/office/drawing/2016/5/10/chartex" xmlns:cx5="http://schemas.microsoft.com/office/drawing/2016/5/11/chartex" xmlns:cx6="http://schemas.microsoft.com/office/drawing/2016/5/12/chartex" xmlns:cx7="http://schemas.microsoft.com/office/drawing/2016/5/13/chartex" xmlns:cx8="http://schemas.microsoft.com/office/drawing/2016/5/14/chartex" xmlns:mc="http://schemas.openxmlformats.org/markup-compatibility/2006" xmlns:aink="http://schemas.microsoft.com/office/drawing/2016/ink" xmlns:am3d="http://schemas.microsoft.com/office/drawing/2017/model3d" xmlns:o="urn:schemas-microsoft-com:office:office" xmlns:oel="http://schemas.microsoft.com/office/2019/extlst" xmlns:r="http://schemas.openxmlformats.org/officeDocument/2006/relationships" xmlns:m="http://schemas.openxmlformats.org/officeDocument/2006/math" xmlns:v="urn:schemas-microsoft-com:vml" xmlns:wp14="http://schemas.microsoft.com/office/word/2010/wordprocessingDrawing" xmlns:wp="http://schemas.openxmlformats.org/drawingml/2006/wordprocessingDrawing" xmlns:w10="urn:schemas-microsoft-com:office:word" xmlns:w="http://schemas.openxmlformats.org/wordprocessingml/2006/main" xmlns:w14="http://schemas.microsoft.com/office/word/2010/wordml" xmlns:w15="http://schemas.microsoft.com/office/word/2012/wordml" xmlns:w16cex="http://schemas.microsoft.com/office/word/2018/wordml/cex" xmlns:w16cid="http://schemas.microsoft.com/office/word/2016/wordml/cid" xmlns:w16="http://schemas.microsoft.com/office/word/2018/wordml" xmlns:w16du="http://schemas.microsoft.com/office/word/2023/wordml/word16du" xmlns:w16sdtdh="http://schemas.microsoft.com/office/word/2020/wordml/sdtdatahash" xmlns:w16sdtfl="http://schemas.microsoft.com/office/word/2024/wordml/sdtformatlock" xmlns:w16se="http://schemas.microsoft.com/office/word/2015/wordml/symex" xmlns:wpg="http://schemas.microsoft.com/office/word/2010/wordprocessingGroup" xmlns:wpi="http://schemas.microsoft.com/office/word/2010/wordprocessingInk" xmlns:wne="http://schemas.microsoft.com/office/word/2006/wordml" xmlns:wps="http://schemas.microsoft.com/office/word/2010/wordprocessingShape" mc:Ignorable="w14 w15 w16se w16cid w16 w16cex w16sdtdh w16sdtfl w16du wp14">
   <w:abstractNum w:abstractNumId="0" w15:restartNumberingAfterBreak="0">
-    <w:nsid w:val="2703485D"/>
+    <w:nsid w:val="265418B8"/>
     <w:multiLevelType w:val="hybridMultilevel"/>
-    <w:tmpl w:val="33E2ADB8"/>
-    <w:lvl w:ilvl="0" w:tplc="222A1E12">
+    <w:tmpl w:val="DECCF490"/>
+    <w:lvl w:ilvl="0" w:tplc="C43E3A2E">
+      <w:start w:val="1"/>
+      <w:numFmt w:val="bullet"/>
+      <w:lvlText w:val="•"/>
+      <w:lvlJc w:val="left"/>
+      <w:pPr>
+        <w:ind w:left="360" w:hanging="230"/>
+      </w:pPr>
+    </w:lvl>
+    <w:lvl w:ilvl="1" w:tplc="45AEB390">
+      <w:numFmt w:val="decimal"/>
+      <w:lvlText w:val=""/>
+      <w:lvlJc w:val="left"/>
+    </w:lvl>
+    <w:lvl w:ilvl="2" w:tplc="3BD02CA2">
+      <w:numFmt w:val="decimal"/>
+      <w:lvlText w:val=""/>
+      <w:lvlJc w:val="left"/>
+    </w:lvl>
+    <w:lvl w:ilvl="3" w:tplc="A61E372A">
+      <w:numFmt w:val="decimal"/>
+      <w:lvlText w:val=""/>
+      <w:lvlJc w:val="left"/>
+    </w:lvl>
+    <w:lvl w:ilvl="4" w:tplc="A94435D0">
+      <w:numFmt w:val="decimal"/>
+      <w:lvlText w:val=""/>
+      <w:lvlJc w:val="left"/>
+    </w:lvl>
+    <w:lvl w:ilvl="5" w:tplc="F5AA3472">
+      <w:numFmt w:val="decimal"/>
+      <w:lvlText w:val=""/>
+      <w:lvlJc w:val="left"/>
+    </w:lvl>
+    <w:lvl w:ilvl="6" w:tplc="46CC7B46">
+      <w:numFmt w:val="decimal"/>
+      <w:lvlText w:val=""/>
+      <w:lvlJc w:val="left"/>
+    </w:lvl>
+    <w:lvl w:ilvl="7" w:tplc="A336E366">
+      <w:numFmt w:val="decimal"/>
+      <w:lvlText w:val=""/>
+      <w:lvlJc w:val="left"/>
+    </w:lvl>
+    <w:lvl w:ilvl="8" w:tplc="4064D0D6">
+      <w:numFmt w:val="decimal"/>
+      <w:lvlText w:val=""/>
+      <w:lvlJc w:val="left"/>
+    </w:lvl>
+  </w:abstractNum>
+  <w:abstractNum w:abstractNumId="1" w15:restartNumberingAfterBreak="0">
+    <w:nsid w:val="649570FB"/>
+    <w:multiLevelType w:val="hybridMultilevel"/>
+    <w:tmpl w:val="059C9294"/>
+    <w:lvl w:ilvl="0" w:tplc="A9FCADD2">
       <w:start w:val="1"/>
       <w:numFmt w:val="bullet"/>
       <w:lvlText w:val="●"/>
@@ -1215,7 +835,7 @@
         <w:ind w:left="720" w:hanging="360"/>
       </w:pPr>
     </w:lvl>
-    <w:lvl w:ilvl="1" w:tplc="F1501164">
+    <w:lvl w:ilvl="1" w:tplc="FB6E5EF2">
       <w:start w:val="1"/>
       <w:numFmt w:val="bullet"/>
       <w:lvlText w:val="○"/>
@@ -1224,7 +844,7 @@
         <w:ind w:left="1440" w:hanging="360"/>
       </w:pPr>
     </w:lvl>
-    <w:lvl w:ilvl="2" w:tplc="A7CCC4AA">
+    <w:lvl w:ilvl="2" w:tplc="CBF04F16">
       <w:start w:val="1"/>
       <w:numFmt w:val="bullet"/>
       <w:lvlText w:val="■"/>
@@ -1233,7 +853,7 @@
         <w:ind w:left="2160" w:hanging="360"/>
       </w:pPr>
     </w:lvl>
-    <w:lvl w:ilvl="3" w:tplc="615A37BA">
+    <w:lvl w:ilvl="3" w:tplc="4F88A70C">
       <w:start w:val="1"/>
       <w:numFmt w:val="bullet"/>
       <w:lvlText w:val="●"/>
@@ -1242,7 +862,7 @@
         <w:ind w:left="2880" w:hanging="360"/>
       </w:pPr>
     </w:lvl>
-    <w:lvl w:ilvl="4" w:tplc="507E7970">
+    <w:lvl w:ilvl="4" w:tplc="FB2A1608">
       <w:start w:val="1"/>
       <w:numFmt w:val="bullet"/>
       <w:lvlText w:val="○"/>
@@ -1251,7 +871,7 @@
         <w:ind w:left="3600" w:hanging="360"/>
       </w:pPr>
     </w:lvl>
-    <w:lvl w:ilvl="5" w:tplc="5D109CCC">
+    <w:lvl w:ilvl="5" w:tplc="93360C40">
       <w:start w:val="1"/>
       <w:numFmt w:val="bullet"/>
       <w:lvlText w:val="■"/>
@@ -1260,7 +880,7 @@
         <w:ind w:left="4320" w:hanging="360"/>
       </w:pPr>
     </w:lvl>
-    <w:lvl w:ilvl="6" w:tplc="EC8EABB0">
+    <w:lvl w:ilvl="6" w:tplc="4CD041D4">
       <w:start w:val="1"/>
       <w:numFmt w:val="bullet"/>
       <w:lvlText w:val="●"/>
@@ -1269,7 +889,7 @@
         <w:ind w:left="5040" w:hanging="360"/>
       </w:pPr>
     </w:lvl>
-    <w:lvl w:ilvl="7" w:tplc="2D36D1BE">
+    <w:lvl w:ilvl="7" w:tplc="E7A41F4C">
       <w:start w:val="1"/>
       <w:numFmt w:val="bullet"/>
       <w:lvlText w:val="●"/>
@@ -1278,7 +898,7 @@
         <w:ind w:left="5760" w:hanging="360"/>
       </w:pPr>
     </w:lvl>
-    <w:lvl w:ilvl="8" w:tplc="E004881C">
+    <w:lvl w:ilvl="8" w:tplc="F4585A84">
       <w:start w:val="1"/>
       <w:numFmt w:val="bullet"/>
       <w:lvlText w:val="●"/>
@@ -1288,7 +908,13 @@
       </w:pPr>
     </w:lvl>
   </w:abstractNum>
-  <w:num w:numId="1" w16cid:durableId="1491093201">
+  <w:num w:numId="1" w16cid:durableId="1708335998">
+    <w:abstractNumId w:val="1"/>
+    <w:lvlOverride w:ilvl="0">
+      <w:startOverride w:val="1"/>
+    </w:lvlOverride>
+  </w:num>
+  <w:num w:numId="2" w16cid:durableId="758673741">
     <w:abstractNumId w:val="0"/>
     <w:lvlOverride w:ilvl="0">
       <w:startOverride w:val="1"/>
@@ -1302,7 +928,8 @@
   <w:docDefaults>
     <w:rPrDefault>
       <w:rPr>
-        <w:rFonts w:ascii="Times New Roman" w:eastAsia="Times New Roman" w:hAnsi="Times New Roman" w:cs="Times New Roman"/>
+        <w:rFonts w:ascii="Calibri" w:eastAsia="Calibri" w:hAnsi="Calibri" w:cs="Calibri"/>
+        <w:color w:val="222222"/>
         <w:lang w:val="en-US" w:eastAsia="en-US" w:bidi="ar-SA"/>
       </w:rPr>
     </w:rPrDefault>
